--- a/docs/Kravspecifikationer.docx
+++ b/docs/Kravspecifikationer.docx
@@ -4,7 +4,7 @@
   <w:body>
     <w:p>
       <w:pPr>
-        <w:pStyle w:val="Overskrift2"/>
+        <w:pStyle w:val="Heading2"/>
         <w:keepNext w:val="0"/>
         <w:keepLines w:val="0"/>
         <w:spacing w:after="80"/>
@@ -119,25 +119,7 @@
           <w:sz w:val="24"/>
           <w:szCs w:val="24"/>
         </w:rPr>
-        <w:t xml:space="preserve"> (pizzasten, ovne, spader, </w:t>
-      </w:r>
-      <w:proofErr w:type="spellStart"/>
-      <w:r>
-        <w:rPr>
-          <w:rFonts w:ascii="Times New Roman" w:hAnsi="Times New Roman" w:cs="Times New Roman"/>
-          <w:sz w:val="24"/>
-          <w:szCs w:val="24"/>
-        </w:rPr>
-        <w:t>dejrullere</w:t>
-      </w:r>
-      <w:proofErr w:type="spellEnd"/>
-      <w:r>
-        <w:rPr>
-          <w:rFonts w:ascii="Times New Roman" w:hAnsi="Times New Roman" w:cs="Times New Roman"/>
-          <w:sz w:val="24"/>
-          <w:szCs w:val="24"/>
-        </w:rPr>
-        <w:t xml:space="preserve"> osv.)</w:t>
+        <w:t xml:space="preserve"> (pizzasten, ovne, spader, dejrullere osv.)</w:t>
       </w:r>
     </w:p>
     <w:p>
@@ -160,7 +142,7 @@
     </w:p>
     <w:p>
       <w:pPr>
-        <w:pStyle w:val="Overskrift2"/>
+        <w:pStyle w:val="Heading2"/>
         <w:keepNext w:val="0"/>
         <w:keepLines w:val="0"/>
         <w:spacing w:after="80"/>
@@ -188,7 +170,7 @@
     </w:p>
     <w:p>
       <w:pPr>
-        <w:pStyle w:val="Overskrift3"/>
+        <w:pStyle w:val="Heading3"/>
         <w:keepNext w:val="0"/>
         <w:keepLines w:val="0"/>
         <w:spacing w:before="280"/>
@@ -276,25 +258,7 @@
           <w:sz w:val="24"/>
           <w:szCs w:val="24"/>
         </w:rPr>
-        <w:t xml:space="preserve"> Forsiden skal vise udvalgte/</w:t>
-      </w:r>
-      <w:proofErr w:type="spellStart"/>
-      <w:r>
-        <w:rPr>
-          <w:rFonts w:ascii="Times New Roman" w:hAnsi="Times New Roman" w:cs="Times New Roman"/>
-          <w:sz w:val="24"/>
-          <w:szCs w:val="24"/>
-        </w:rPr>
-        <w:t>featured</w:t>
-      </w:r>
-      <w:proofErr w:type="spellEnd"/>
-      <w:r>
-        <w:rPr>
-          <w:rFonts w:ascii="Times New Roman" w:hAnsi="Times New Roman" w:cs="Times New Roman"/>
-          <w:sz w:val="24"/>
-          <w:szCs w:val="24"/>
-        </w:rPr>
-        <w:t xml:space="preserve"> produkter fra databasen</w:t>
+        <w:t xml:space="preserve"> Forsiden skal vise udvalgte/featured produkter fra databasen</w:t>
       </w:r>
     </w:p>
     <w:p>
@@ -331,7 +295,7 @@
     </w:p>
     <w:p>
       <w:pPr>
-        <w:pStyle w:val="Overskrift3"/>
+        <w:pStyle w:val="Heading3"/>
         <w:keepNext w:val="0"/>
         <w:keepLines w:val="0"/>
         <w:spacing w:before="280"/>
@@ -419,7 +383,7 @@
           <w:sz w:val="24"/>
           <w:szCs w:val="24"/>
         </w:rPr>
-        <w:t xml:space="preserve"> Produkter skal kunne filtreres efter kategori (råvarer, udstyr, tilbehør)</w:t>
+        <w:t xml:space="preserve"> Produkter skal kunne filtreres efter kategori (råvarer, udstyr)</w:t>
       </w:r>
     </w:p>
     <w:p>
@@ -456,7 +420,7 @@
     </w:p>
     <w:p>
       <w:pPr>
-        <w:pStyle w:val="Overskrift3"/>
+        <w:pStyle w:val="Heading3"/>
         <w:keepNext w:val="0"/>
         <w:keepLines w:val="0"/>
         <w:spacing w:before="280"/>
@@ -550,7 +514,7 @@
     </w:p>
     <w:p>
       <w:pPr>
-        <w:pStyle w:val="Overskrift3"/>
+        <w:pStyle w:val="Heading3"/>
         <w:keepNext w:val="0"/>
         <w:keepLines w:val="0"/>
         <w:spacing w:before="280"/>
@@ -706,7 +670,7 @@
     </w:p>
     <w:p>
       <w:pPr>
-        <w:pStyle w:val="Overskrift3"/>
+        <w:pStyle w:val="Heading3"/>
         <w:keepNext w:val="0"/>
         <w:keepLines w:val="0"/>
         <w:spacing w:before="280"/>
@@ -731,31 +695,7 @@
           <w:sz w:val="24"/>
           <w:szCs w:val="24"/>
         </w:rPr>
-        <w:t xml:space="preserve">2.5 </w:t>
-      </w:r>
-      <w:proofErr w:type="spellStart"/>
-      <w:r>
-        <w:rPr>
-          <w:rFonts w:ascii="Times New Roman" w:hAnsi="Times New Roman" w:cs="Times New Roman"/>
-          <w:b/>
-          <w:bCs/>
-          <w:color w:val="000000"/>
-          <w:sz w:val="24"/>
-          <w:szCs w:val="24"/>
-        </w:rPr>
-        <w:t>Checkout</w:t>
-      </w:r>
-      <w:proofErr w:type="spellEnd"/>
-      <w:r>
-        <w:rPr>
-          <w:rFonts w:ascii="Times New Roman" w:hAnsi="Times New Roman" w:cs="Times New Roman"/>
-          <w:b/>
-          <w:bCs/>
-          <w:color w:val="000000"/>
-          <w:sz w:val="24"/>
-          <w:szCs w:val="24"/>
-        </w:rPr>
-        <w:t xml:space="preserve"> &amp; Bestilling</w:t>
+        <w:t>2.5 Checkout &amp; Bestilling</w:t>
       </w:r>
     </w:p>
     <w:p>
@@ -787,25 +727,7 @@
           <w:sz w:val="24"/>
           <w:szCs w:val="24"/>
         </w:rPr>
-        <w:t xml:space="preserve"> Brugeren skal kunne indtaste leveringsinformation (navn, adresse, telefon, </w:t>
-      </w:r>
-      <w:proofErr w:type="spellStart"/>
-      <w:r>
-        <w:rPr>
-          <w:rFonts w:ascii="Times New Roman" w:hAnsi="Times New Roman" w:cs="Times New Roman"/>
-          <w:sz w:val="24"/>
-          <w:szCs w:val="24"/>
-        </w:rPr>
-        <w:t>email</w:t>
-      </w:r>
-      <w:proofErr w:type="spellEnd"/>
-      <w:r>
-        <w:rPr>
-          <w:rFonts w:ascii="Times New Roman" w:hAnsi="Times New Roman" w:cs="Times New Roman"/>
-          <w:sz w:val="24"/>
-          <w:szCs w:val="24"/>
-        </w:rPr>
-        <w:t>)</w:t>
+        <w:t xml:space="preserve"> Brugeren skal kunne indtaste leveringsinformation (navn, adresse, telefon, email)</w:t>
       </w:r>
     </w:p>
     <w:p>
@@ -906,7 +828,7 @@
     </w:p>
     <w:p>
       <w:pPr>
-        <w:pStyle w:val="Overskrift3"/>
+        <w:pStyle w:val="Heading3"/>
         <w:keepNext w:val="0"/>
         <w:keepLines w:val="0"/>
         <w:spacing w:before="280"/>
@@ -1001,7 +923,7 @@
     </w:p>
     <w:p>
       <w:pPr>
-        <w:pStyle w:val="Overskrift3"/>
+        <w:pStyle w:val="Heading3"/>
         <w:keepNext w:val="0"/>
         <w:keepLines w:val="0"/>
         <w:spacing w:before="280"/>
@@ -1058,25 +980,7 @@
           <w:sz w:val="24"/>
           <w:szCs w:val="24"/>
         </w:rPr>
-        <w:t xml:space="preserve"> Kontaktsiden skal vise adresse, </w:t>
-      </w:r>
-      <w:proofErr w:type="spellStart"/>
-      <w:r>
-        <w:rPr>
-          <w:rFonts w:ascii="Times New Roman" w:hAnsi="Times New Roman" w:cs="Times New Roman"/>
-          <w:sz w:val="24"/>
-          <w:szCs w:val="24"/>
-        </w:rPr>
-        <w:t>email</w:t>
-      </w:r>
-      <w:proofErr w:type="spellEnd"/>
-      <w:r>
-        <w:rPr>
-          <w:rFonts w:ascii="Times New Roman" w:hAnsi="Times New Roman" w:cs="Times New Roman"/>
-          <w:sz w:val="24"/>
-          <w:szCs w:val="24"/>
-        </w:rPr>
-        <w:t xml:space="preserve"> og evt. telefon</w:t>
+        <w:t xml:space="preserve"> Kontaktsiden skal vise adresse, email og evt. telefon</w:t>
       </w:r>
     </w:p>
     <w:p>
@@ -2502,7 +2406,7 @@
     <w:name w:val="Normal"/>
     <w:qFormat/>
   </w:style>
-  <w:style w:type="paragraph" w:styleId="Overskrift1">
+  <w:style w:type="paragraph" w:styleId="Heading1">
     <w:name w:val="heading 1"/>
     <w:basedOn w:val="Normal"/>
     <w:next w:val="Normal"/>
@@ -2519,7 +2423,7 @@
       <w:szCs w:val="40"/>
     </w:rPr>
   </w:style>
-  <w:style w:type="paragraph" w:styleId="Overskrift2">
+  <w:style w:type="paragraph" w:styleId="Heading2">
     <w:name w:val="heading 2"/>
     <w:basedOn w:val="Normal"/>
     <w:next w:val="Normal"/>
@@ -2537,7 +2441,7 @@
       <w:szCs w:val="32"/>
     </w:rPr>
   </w:style>
-  <w:style w:type="paragraph" w:styleId="Overskrift3">
+  <w:style w:type="paragraph" w:styleId="Heading3">
     <w:name w:val="heading 3"/>
     <w:basedOn w:val="Normal"/>
     <w:next w:val="Normal"/>
@@ -2556,7 +2460,7 @@
       <w:szCs w:val="28"/>
     </w:rPr>
   </w:style>
-  <w:style w:type="paragraph" w:styleId="Overskrift4">
+  <w:style w:type="paragraph" w:styleId="Heading4">
     <w:name w:val="heading 4"/>
     <w:basedOn w:val="Normal"/>
     <w:next w:val="Normal"/>
@@ -2576,7 +2480,7 @@
       <w:szCs w:val="24"/>
     </w:rPr>
   </w:style>
-  <w:style w:type="paragraph" w:styleId="Overskrift5">
+  <w:style w:type="paragraph" w:styleId="Heading5">
     <w:name w:val="heading 5"/>
     <w:basedOn w:val="Normal"/>
     <w:next w:val="Normal"/>
@@ -2594,7 +2498,7 @@
       <w:color w:val="666666"/>
     </w:rPr>
   </w:style>
-  <w:style w:type="paragraph" w:styleId="Overskrift6">
+  <w:style w:type="paragraph" w:styleId="Heading6">
     <w:name w:val="heading 6"/>
     <w:basedOn w:val="Normal"/>
     <w:next w:val="Normal"/>
@@ -2614,13 +2518,13 @@
       <w:color w:val="666666"/>
     </w:rPr>
   </w:style>
-  <w:style w:type="character" w:default="1" w:styleId="Standardskrifttypeiafsnit">
+  <w:style w:type="character" w:default="1" w:styleId="DefaultParagraphFont">
     <w:name w:val="Default Paragraph Font"/>
     <w:uiPriority w:val="1"/>
     <w:semiHidden/>
     <w:unhideWhenUsed/>
   </w:style>
-  <w:style w:type="table" w:default="1" w:styleId="Tabel-Normal">
+  <w:style w:type="table" w:default="1" w:styleId="TableNormal">
     <w:name w:val="Normal Table"/>
     <w:uiPriority w:val="99"/>
     <w:semiHidden/>
@@ -2635,13 +2539,13 @@
       </w:tblCellMar>
     </w:tblPr>
   </w:style>
-  <w:style w:type="numbering" w:default="1" w:styleId="Ingenoversigt">
+  <w:style w:type="numbering" w:default="1" w:styleId="NoList">
     <w:name w:val="No List"/>
     <w:uiPriority w:val="99"/>
     <w:semiHidden/>
     <w:unhideWhenUsed/>
   </w:style>
-  <w:style w:type="table" w:customStyle="1" w:styleId="TableNormal">
+  <w:style w:type="table" w:customStyle="1" w:styleId="TableNormal0">
     <w:name w:val="TableNormal"/>
     <w:tblPr>
       <w:tblCellMar>
@@ -2652,7 +2556,7 @@
       </w:tblCellMar>
     </w:tblPr>
   </w:style>
-  <w:style w:type="paragraph" w:styleId="Titel">
+  <w:style w:type="paragraph" w:styleId="Title">
     <w:name w:val="Title"/>
     <w:basedOn w:val="Normal"/>
     <w:next w:val="Normal"/>
@@ -2668,7 +2572,7 @@
       <w:szCs w:val="52"/>
     </w:rPr>
   </w:style>
-  <w:style w:type="paragraph" w:styleId="Undertitel">
+  <w:style w:type="paragraph" w:styleId="Subtitle">
     <w:name w:val="Subtitle"/>
     <w:basedOn w:val="Normal"/>
     <w:next w:val="Normal"/>
